--- a/backend-exhibits/Box to ShareFile Advanced Plan - Advanced Include.docx
+++ b/backend-exhibits/Box to ShareFile Advanced Plan - Advanced Include.docx
@@ -45,12 +45,12 @@
               <w:ind w:left="49"/>
               <w:jc w:val="center"/>
               <w:rPr>
-                <w:rFonts w:ascii="Arial" w:hAnsi="Arial" w:cs="Arial"/>
-              </w:rPr>
-            </w:pPr>
-            <w:r>
-              <w:rPr>
-                <w:rFonts w:ascii="Arial" w:eastAsia="Arial" w:hAnsi="Arial" w:cs="Arial"/>
+                <w:rFonts w:ascii="Arial" w:hAnsi="Arial" w:cs="Arial" w:eastAsia="Arial"/>
+              </w:rPr>
+            </w:pPr>
+            <w:r>
+              <w:rPr>
+                <w:rFonts w:ascii="Arial" w:hAnsi="Arial" w:cs="Arial" w:eastAsia="Arial"/>
                 <w:b/>
                 <w:sz w:val="21"/>
               </w:rPr>
@@ -76,12 +76,12 @@
           <w:p>
             <w:pPr>
               <w:rPr>
-                <w:rFonts w:ascii="Arial" w:hAnsi="Arial" w:cs="Arial"/>
-              </w:rPr>
-            </w:pPr>
-            <w:r>
-              <w:rPr>
-                <w:rFonts w:ascii="Arial" w:eastAsia="Arial" w:hAnsi="Arial" w:cs="Arial"/>
+                <w:rFonts w:ascii="Arial" w:hAnsi="Arial" w:cs="Arial" w:eastAsia="Arial"/>
+              </w:rPr>
+            </w:pPr>
+            <w:r>
+              <w:rPr>
+                <w:rFonts w:ascii="Arial" w:hAnsi="Arial" w:cs="Arial" w:eastAsia="Arial"/>
                 <w:b/>
                 <w:sz w:val="21"/>
               </w:rPr>
@@ -90,7 +90,7 @@
             <w:proofErr w:type="spellStart"/>
             <w:r>
               <w:rPr>
-                <w:rFonts w:ascii="Arial" w:eastAsia="Arial" w:hAnsi="Arial" w:cs="Arial"/>
+                <w:rFonts w:ascii="Arial" w:hAnsi="Arial" w:cs="Arial" w:eastAsia="Arial"/>
                 <w:b/>
                 <w:sz w:val="21"/>
               </w:rPr>
@@ -99,7 +99,7 @@
             <w:proofErr w:type="spellEnd"/>
             <w:r>
               <w:rPr>
-                <w:rFonts w:ascii="Arial" w:eastAsia="Arial" w:hAnsi="Arial" w:cs="Arial"/>
+                <w:rFonts w:ascii="Arial" w:hAnsi="Arial" w:cs="Arial" w:eastAsia="Arial"/>
                 <w:b/>
                 <w:sz w:val="21"/>
               </w:rPr>
@@ -121,13 +121,13 @@
             <w:pPr>
               <w:ind w:left="9" w:right="61"/>
               <w:rPr>
-                <w:rFonts w:ascii="Arial" w:hAnsi="Arial" w:cs="Arial"/>
+                <w:rFonts w:ascii="Arial" w:hAnsi="Arial" w:cs="Arial" w:eastAsia="Arial"/>
               </w:rPr>
             </w:pPr>
             <w:proofErr w:type="spellStart"/>
             <w:r>
               <w:rPr>
-                <w:rFonts w:ascii="Arial" w:eastAsia="Arial" w:hAnsi="Arial" w:cs="Arial"/>
+                <w:rFonts w:ascii="Arial" w:hAnsi="Arial" w:cs="Arial" w:eastAsia="Arial"/>
                 <w:sz w:val="21"/>
               </w:rPr>
               <w:t>CloudFuze</w:t>
@@ -135,14 +135,14 @@
             <w:proofErr w:type="spellEnd"/>
             <w:r>
               <w:rPr>
-                <w:rFonts w:ascii="Arial" w:eastAsia="Arial" w:hAnsi="Arial" w:cs="Arial"/>
+                <w:rFonts w:ascii="Arial" w:hAnsi="Arial" w:cs="Arial" w:eastAsia="Arial"/>
                 <w:sz w:val="21"/>
               </w:rPr>
               <w:t xml:space="preserve"> ensures the seamless migration of the data from the source cloud to destination, preserving the accuracy and integrity of the data structure</w:t>
             </w:r>
             <w:r>
               <w:rPr>
-                <w:rFonts w:ascii="Arial" w:eastAsia="Times New Roman" w:hAnsi="Arial" w:cs="Arial"/>
+                <w:rFonts w:ascii="Arial" w:hAnsi="Arial" w:cs="Arial" w:eastAsia="Arial"/>
                 <w:sz w:val="21"/>
               </w:rPr>
               <w:t>.</w:t>
@@ -167,12 +167,12 @@
           <w:p>
             <w:pPr>
               <w:rPr>
-                <w:rFonts w:ascii="Arial" w:hAnsi="Arial" w:cs="Arial"/>
-              </w:rPr>
-            </w:pPr>
-            <w:r>
-              <w:rPr>
-                <w:rFonts w:ascii="Arial" w:eastAsia="Arial" w:hAnsi="Arial" w:cs="Arial"/>
+                <w:rFonts w:ascii="Arial" w:hAnsi="Arial" w:cs="Arial" w:eastAsia="Arial"/>
+              </w:rPr>
+            </w:pPr>
+            <w:r>
+              <w:rPr>
+                <w:rFonts w:ascii="Arial" w:hAnsi="Arial" w:cs="Arial" w:eastAsia="Arial"/>
                 <w:b/>
                 <w:sz w:val="21"/>
               </w:rPr>
@@ -194,12 +194,12 @@
             <w:pPr>
               <w:ind w:left="9"/>
               <w:rPr>
-                <w:rFonts w:ascii="Arial" w:hAnsi="Arial" w:cs="Arial"/>
-              </w:rPr>
-            </w:pPr>
-            <w:r>
-              <w:rPr>
-                <w:rFonts w:ascii="Arial" w:eastAsia="Arial" w:hAnsi="Arial" w:cs="Arial"/>
+                <w:rFonts w:ascii="Arial" w:hAnsi="Arial" w:cs="Arial" w:eastAsia="Arial"/>
+              </w:rPr>
+            </w:pPr>
+            <w:r>
+              <w:rPr>
+                <w:rFonts w:ascii="Arial" w:hAnsi="Arial" w:cs="Arial" w:eastAsia="Arial"/>
                 <w:sz w:val="21"/>
               </w:rPr>
               <w:t>Migration of incremental changes made in source during the onetime migration.</w:t>
@@ -224,12 +224,12 @@
           <w:p>
             <w:pPr>
               <w:rPr>
-                <w:rFonts w:ascii="Arial" w:hAnsi="Arial" w:cs="Arial"/>
-              </w:rPr>
-            </w:pPr>
-            <w:r>
-              <w:rPr>
-                <w:rFonts w:ascii="Arial" w:eastAsia="Arial" w:hAnsi="Arial" w:cs="Arial"/>
+                <w:rFonts w:ascii="Arial" w:hAnsi="Arial" w:cs="Arial" w:eastAsia="Arial"/>
+              </w:rPr>
+            </w:pPr>
+            <w:r>
+              <w:rPr>
+                <w:rFonts w:ascii="Arial" w:hAnsi="Arial" w:cs="Arial" w:eastAsia="Arial"/>
                 <w:b/>
                 <w:sz w:val="21"/>
               </w:rPr>
@@ -251,12 +251,12 @@
             <w:pPr>
               <w:ind w:left="9"/>
               <w:rPr>
-                <w:rFonts w:ascii="Arial" w:hAnsi="Arial" w:cs="Arial"/>
-              </w:rPr>
-            </w:pPr>
-            <w:r>
-              <w:rPr>
-                <w:rFonts w:ascii="Arial" w:eastAsia="Arial" w:hAnsi="Arial" w:cs="Arial"/>
+                <w:rFonts w:ascii="Arial" w:hAnsi="Arial" w:cs="Arial" w:eastAsia="Arial"/>
+              </w:rPr>
+            </w:pPr>
+            <w:r>
+              <w:rPr>
+                <w:rFonts w:ascii="Arial" w:hAnsi="Arial" w:cs="Arial" w:eastAsia="Arial"/>
                 <w:sz w:val="21"/>
               </w:rPr>
               <w:t xml:space="preserve">Migration of Box Notes files in the .DOCX format to the destination cloud. </w:t>
@@ -281,12 +281,12 @@
           <w:p>
             <w:pPr>
               <w:rPr>
-                <w:rFonts w:ascii="Arial" w:hAnsi="Arial" w:cs="Arial"/>
-              </w:rPr>
-            </w:pPr>
-            <w:r>
-              <w:rPr>
-                <w:rFonts w:ascii="Arial" w:eastAsia="Arial" w:hAnsi="Arial" w:cs="Arial"/>
+                <w:rFonts w:ascii="Arial" w:hAnsi="Arial" w:cs="Arial" w:eastAsia="Arial"/>
+              </w:rPr>
+            </w:pPr>
+            <w:r>
+              <w:rPr>
+                <w:rFonts w:ascii="Arial" w:hAnsi="Arial" w:cs="Arial" w:eastAsia="Arial"/>
                 <w:b/>
                 <w:sz w:val="21"/>
               </w:rPr>
@@ -308,12 +308,12 @@
             <w:pPr>
               <w:ind w:left="9" w:right="131"/>
               <w:rPr>
-                <w:rFonts w:ascii="Arial" w:hAnsi="Arial" w:cs="Arial"/>
-              </w:rPr>
-            </w:pPr>
-            <w:r>
-              <w:rPr>
-                <w:rFonts w:ascii="Arial" w:eastAsia="Arial" w:hAnsi="Arial" w:cs="Arial"/>
+                <w:rFonts w:ascii="Arial" w:hAnsi="Arial" w:cs="Arial" w:eastAsia="Arial"/>
+              </w:rPr>
+            </w:pPr>
+            <w:r>
+              <w:rPr>
+                <w:rFonts w:ascii="Arial" w:hAnsi="Arial" w:cs="Arial" w:eastAsia="Arial"/>
                 <w:sz w:val="21"/>
               </w:rPr>
               <w:t>Special characters not supported by the destination cloud will be automatically replaced with underscores (_) or hyphens (-). This ensures that the integrity of the data is maintained during the migration process.</w:t>
@@ -338,12 +338,12 @@
           <w:p>
             <w:pPr>
               <w:rPr>
-                <w:rFonts w:ascii="Arial" w:hAnsi="Arial" w:cs="Arial"/>
-              </w:rPr>
-            </w:pPr>
-            <w:r>
-              <w:rPr>
-                <w:rFonts w:ascii="Arial" w:eastAsia="Arial" w:hAnsi="Arial" w:cs="Arial"/>
+                <w:rFonts w:ascii="Arial" w:hAnsi="Arial" w:cs="Arial" w:eastAsia="Arial"/>
+              </w:rPr>
+            </w:pPr>
+            <w:r>
+              <w:rPr>
+                <w:rFonts w:ascii="Arial" w:hAnsi="Arial" w:cs="Arial" w:eastAsia="Arial"/>
                 <w:b/>
                 <w:sz w:val="21"/>
               </w:rPr>
@@ -365,12 +365,12 @@
             <w:pPr>
               <w:ind w:left="9"/>
               <w:rPr>
-                <w:rFonts w:ascii="Arial" w:hAnsi="Arial" w:cs="Arial"/>
-              </w:rPr>
-            </w:pPr>
-            <w:r>
-              <w:rPr>
-                <w:rFonts w:ascii="Arial" w:eastAsia="Arial" w:hAnsi="Arial" w:cs="Arial"/>
+                <w:rFonts w:ascii="Arial" w:hAnsi="Arial" w:cs="Arial" w:eastAsia="Arial"/>
+              </w:rPr>
+            </w:pPr>
+            <w:r>
+              <w:rPr>
+                <w:rFonts w:ascii="Arial" w:hAnsi="Arial" w:cs="Arial" w:eastAsia="Arial"/>
                 <w:sz w:val="21"/>
               </w:rPr>
               <w:t xml:space="preserve">If the destination cloud has a long folder path limitation, the </w:t>
@@ -380,12 +380,12 @@
             <w:pPr>
               <w:ind w:left="9" w:right="1516"/>
               <w:rPr>
-                <w:rFonts w:ascii="Arial" w:hAnsi="Arial" w:cs="Arial"/>
-              </w:rPr>
-            </w:pPr>
-            <w:r>
-              <w:rPr>
-                <w:rFonts w:ascii="Arial" w:eastAsia="Arial" w:hAnsi="Arial" w:cs="Arial"/>
+                <w:rFonts w:ascii="Arial" w:hAnsi="Arial" w:cs="Arial" w:eastAsia="Arial"/>
+              </w:rPr>
+            </w:pPr>
+            <w:r>
+              <w:rPr>
+                <w:rFonts w:ascii="Arial" w:hAnsi="Arial" w:cs="Arial" w:eastAsia="Arial"/>
                 <w:sz w:val="21"/>
               </w:rPr>
               <w:t xml:space="preserve">system automatically </w:t>
@@ -393,7 +393,7 @@
             <w:proofErr w:type="spellStart"/>
             <w:r>
               <w:rPr>
-                <w:rFonts w:ascii="Arial" w:eastAsia="Arial" w:hAnsi="Arial" w:cs="Arial"/>
+                <w:rFonts w:ascii="Arial" w:hAnsi="Arial" w:cs="Arial" w:eastAsia="Arial"/>
                 <w:sz w:val="21"/>
               </w:rPr>
               <w:t>adjuststhe</w:t>
@@ -401,7 +401,7 @@
             <w:proofErr w:type="spellEnd"/>
             <w:r>
               <w:rPr>
-                <w:rFonts w:ascii="Arial" w:eastAsia="Arial" w:hAnsi="Arial" w:cs="Arial"/>
+                <w:rFonts w:ascii="Arial" w:hAnsi="Arial" w:cs="Arial" w:eastAsia="Arial"/>
                 <w:sz w:val="21"/>
               </w:rPr>
               <w:t xml:space="preserve"> destination's path as per the limitation.</w:t>
@@ -426,12 +426,12 @@
           <w:p>
             <w:pPr>
               <w:rPr>
-                <w:rFonts w:ascii="Arial" w:hAnsi="Arial" w:cs="Arial"/>
-              </w:rPr>
-            </w:pPr>
-            <w:r>
-              <w:rPr>
-                <w:rFonts w:ascii="Arial" w:eastAsia="Arial" w:hAnsi="Arial" w:cs="Arial"/>
+                <w:rFonts w:ascii="Arial" w:hAnsi="Arial" w:cs="Arial" w:eastAsia="Arial"/>
+              </w:rPr>
+            </w:pPr>
+            <w:r>
+              <w:rPr>
+                <w:rFonts w:ascii="Arial" w:hAnsi="Arial" w:cs="Arial" w:eastAsia="Arial"/>
                 <w:b/>
                 <w:sz w:val="21"/>
               </w:rPr>
@@ -453,12 +453,12 @@
             <w:pPr>
               <w:ind w:left="9"/>
               <w:rPr>
-                <w:rFonts w:ascii="Arial" w:hAnsi="Arial" w:cs="Arial"/>
-              </w:rPr>
-            </w:pPr>
-            <w:r>
-              <w:rPr>
-                <w:rFonts w:ascii="Arial" w:eastAsia="Arial" w:hAnsi="Arial" w:cs="Arial"/>
+                <w:rFonts w:ascii="Arial" w:hAnsi="Arial" w:cs="Arial" w:eastAsia="Arial"/>
+              </w:rPr>
+            </w:pPr>
+            <w:r>
+              <w:rPr>
+                <w:rFonts w:ascii="Arial" w:hAnsi="Arial" w:cs="Arial" w:eastAsia="Arial"/>
                 <w:sz w:val="21"/>
               </w:rPr>
               <w:t>While doing migration if any file or folder went into error, our system retries automatically</w:t>
@@ -482,10 +482,10 @@
   <w:docDefaults>
     <w:rPrDefault>
       <w:rPr>
-        <w:rFonts w:asciiTheme="minorHAnsi" w:eastAsiaTheme="minorEastAsia" w:hAnsiTheme="minorHAnsi" w:cstheme="minorBidi"/>
+        <w:rFonts w:ascii="Arial" w:hAnsi="Arial" w:cs="Arial" w:eastAsia="Arial"/>
         <w:kern w:val="2"/>
-        <w:sz w:val="24"/>
-        <w:szCs w:val="24"/>
+        <w:sz w:val="21"/>
+        <w:szCs w:val="21"/>
         <w:lang w:val="en-IN" w:eastAsia="en-IN" w:bidi="ar-SA"/>
         <w14:ligatures w14:val="standardContextual"/>
       </w:rPr>
@@ -881,9 +881,9 @@
       <w:spacing w:line="259" w:lineRule="auto"/>
     </w:pPr>
     <w:rPr>
-      <w:rFonts w:ascii="Calibri" w:eastAsia="Calibri" w:hAnsi="Calibri" w:cs="Calibri"/>
+      <w:rFonts w:ascii="Arial" w:hAnsi="Arial" w:cs="Arial" w:eastAsia="Arial"/>
       <w:color w:val="000000"/>
-      <w:sz w:val="22"/>
+      <w:sz w:val="21"/>
     </w:rPr>
   </w:style>
   <w:style w:type="character" w:default="1" w:styleId="DefaultParagraphFont">
